--- a/Resume/SrikanthTurpu_Resume.docx
+++ b/Resume/SrikanthTurpu_Resume.docx
@@ -409,14 +409,6 @@
           <w:szCs w:val="86"/>
         </w:rPr>
         <w:t>SRIKANTH TURPU</w:t>
-      </w:r>
-      <w:r>
-        <w:rPr>
-          <w:rFonts w:ascii="Arial" w:hAnsi="Arial" w:cs="Arial"/>
-          <w:color w:val="803C0E"/>
-          <w:sz w:val="86"/>
-          <w:szCs w:val="86"/>
-        </w:rPr>
         <w:br/>
       </w:r>
       <w:r>
@@ -427,14 +419,6 @@
           <w:szCs w:val="32"/>
         </w:rPr>
         <w:t>SDET &amp; Associate Architect QE</w:t>
-      </w:r>
-      <w:r>
-        <w:rPr>
-          <w:rFonts w:ascii="Arial" w:hAnsi="Arial" w:cs="Arial"/>
-          <w:color w:val="803C0E"/>
-          <w:sz w:val="32"/>
-          <w:szCs w:val="32"/>
-        </w:rPr>
         <w:br/>
       </w:r>
     </w:p>
@@ -530,7 +514,7 @@
                                 <w:w w:val="95"/>
                                 <w:sz w:val="21"/>
                               </w:rPr>
-                              <w:t>Hands-on QA automation professional with 14 years of experience personally designing, building, and maintaining end-to-end test automation frameworks across web, mobile, and API layers. Combines deep individual-contributor expertise with the ability to lead cross-functional teams, mentor QA engineers, and align testing strategy with business goals — consistently delivering high-quality, production-ready software faster.</w:t>
+                              <w:t xml:space="preserve">Senior SDET and hands-on Quality Engineering professional with 14 years of experience as both an individual contributor and team lead, designing, building, and maintaining end-to-end test automation frameworks across web, mobile, and API layers. Leads cross-functional teams, mentors QA engineers, and aligns testing strategy with business goals — consistently delivering high-quality, production-ready software faster.</w:t>
                             </w:r>
                           </w:p>
                           <w:p>
@@ -554,7 +538,7 @@
                                 <w:sz w:val="28"/>
                                 <w:szCs w:val="28"/>
                               </w:rPr>
-                              <w:t>PROFESSIONAL SUMMARY</w:t>
+                              <w:t>CAREER HIGHLIGHTS</w:t>
                             </w:r>
                           </w:p>
                           <w:p>
@@ -652,11 +636,20 @@
                             <w:r>
                               <w:rPr>
                                 <w:rFonts w:ascii="Arial" w:hAnsi="Arial" w:cs="Arial"/>
-                                <w:bCs/>
-                                <w:color w:val="7B3811"/>
-                                <w:sz w:val="21"/>
-                              </w:rPr>
-                              <w:t>Hands-on individual contributor who designs, develops, and maintains automation frameworks and test scripts using Playwright, Cypress, Robot Framework, Selenium, Appium, and TypeScript.</w:t>
+                                <w:color w:val="7B3811"/>
+                                <w:sz w:val="21"/>
+                              </w:rPr>
+                              <w:t xml:space="preserve">Hands-on individual contributor and QA Architect building cross-browser test automation frameworks with </w:t>
+                            </w:r>
+                            <w:r>
+                              <w:rPr>
+                                <w:b/>
+                                <w:bCs/>
+                                <w:rFonts w:ascii="Arial" w:hAnsi="Arial" w:cs="Arial"/>
+                                <w:color w:val="7B3811"/>
+                                <w:sz w:val="21"/>
+                              </w:rPr>
+                              <w:t xml:space="preserve">Playwright, Cypress, Selenium, Appium, and Robot Framework.</w:t>
                             </w:r>
                           </w:p>
                           <w:p>
@@ -680,29 +673,10 @@
                             <w:r>
                               <w:rPr>
                                 <w:rFonts w:ascii="Arial" w:hAnsi="Arial" w:cs="Arial"/>
-                                <w:bCs/>
-                                <w:color w:val="7B3811"/>
-                                <w:sz w:val="21"/>
-                              </w:rPr>
-                              <w:t xml:space="preserve">Built an </w:t>
-                            </w:r>
-                            <w:r>
-                              <w:rPr>
-                                <w:rFonts w:ascii="Arial" w:hAnsi="Arial" w:cs="Arial"/>
-                                <w:b/>
-                                <w:color w:val="7B3811"/>
-                                <w:sz w:val="21"/>
-                              </w:rPr>
-                              <w:t>AI QA Agent</w:t>
-                            </w:r>
-                            <w:r>
-                              <w:rPr>
-                                <w:rFonts w:ascii="Arial" w:hAnsi="Arial" w:cs="Arial"/>
-                                <w:bCs/>
-                                <w:color w:val="7B3811"/>
-                                <w:sz w:val="21"/>
-                              </w:rPr>
-                              <w:t xml:space="preserve"> (Claude Code + Jira, Xray, and GitHub APIs) that analyzes user stories and linked pull requests to auto-generate manual test cases and Cypress automation, close coverage gaps, and prioritize the regression tests most relevant to each code change.</w:t>
+                                <w:color w:val="7B3811"/>
+                                <w:sz w:val="21"/>
+                              </w:rPr>
+                              <w:t xml:space="preserve">As a QE AI Engineer, built an AI QA Agent using Claude Code and Jira/Xray/GitHub APIs, significantly reducing manual test case creation effort and accelerating automation script generation.</w:t>
                             </w:r>
                           </w:p>
                           <w:p>
@@ -729,7 +703,7 @@
                                 <w:color w:val="7B3811"/>
                                 <w:sz w:val="21"/>
                               </w:rPr>
-                              <w:t>AI QA Agent: Designed a quality-based feature coverage analysis agent that statically scores functional, scenario, and negative-path test coverage per feature – producing gap reports that give stakeholders a true confidence measure beyond raw test counts.</w:t>
+                              <w:t xml:space="preserve">Built a QE AI agent that scores functional, scenario, and negative-path test coverage per feature.</w:t>
                             </w:r>
                           </w:p>
                           <w:p>
@@ -756,7 +730,7 @@
                                 <w:color w:val="7B3811"/>
                                 <w:sz w:val="21"/>
                               </w:rPr>
-                              <w:t>Integrated automated testing into CI/CD pipelines (GitHub Actions, Jenkins) to enable continuous validation on every release.</w:t>
+                              <w:t>Integrated automated testing into CI/CD pipelines (GitHub Actions, Jenkins) for continuous validation on every release.</w:t>
                             </w:r>
                           </w:p>
                           <w:p>
@@ -783,7 +757,7 @@
                                 <w:color w:val="7B3811"/>
                                 <w:sz w:val="21"/>
                               </w:rPr>
-                              <w:t>Built deep domain expertise across Healthcare, E-Commerce, Mobile, OTT, and Enterprise applications over 14+ years of hands-on QA automation experience.</w:t>
+                              <w:t>Built domain expertise across Healthcare, E-Commerce, Mobile, OTT, and Enterprise applications over 14+ years.</w:t>
                             </w:r>
                           </w:p>
                           <w:p>
@@ -810,7 +784,7 @@
                                 <w:color w:val="7B3811"/>
                                 <w:sz w:val="21"/>
                               </w:rPr>
-                              <w:t>Own end-to-end test planning, execution, and defect tracking, translating business requirements into comprehensive test strategies that drive software quality and reliability.</w:t>
+                              <w:t>Own end-to-end test planning, execution, and defect tracking, translating requirements into effective test strategies.</w:t>
                             </w:r>
                           </w:p>
                           <w:p>
@@ -837,7 +811,7 @@
                                 <w:color w:val="7B3811"/>
                                 <w:sz w:val="21"/>
                               </w:rPr>
-                              <w:t>Lead and mentor QA teams alongside individual-contributor work, providing technical guidance and fostering a collaborative, high-performing testing culture.</w:t>
+                              <w:t>Lead and mentor QA teams alongside individual-contributor work, fostering a collaborative, high-performing testing culture.</w:t>
                             </w:r>
                           </w:p>
                           <w:p>
@@ -864,34 +838,7 @@
                                 <w:color w:val="7B3811"/>
                                 <w:sz w:val="21"/>
                               </w:rPr>
-                              <w:t>Proactively identify and assess risks and dependencies that could impact testing timelines, communicating them clearly to stakeholders.</w:t>
-                            </w:r>
-                          </w:p>
-                          <w:p>
-                            <w:pPr>
-                              <w:pStyle w:val="ListParagraph"/>
-                              <w:numPr>
-                                <w:ilvl w:val="0"/>
-                                <w:numId w:val="2"/>
-                              </w:numPr>
-                              <w:spacing w:before="120" w:line="276" w:lineRule="auto"/>
-                              <w:ind w:right="144"/>
-                              <w:jc w:val="both"/>
-                              <w:rPr>
-                                <w:rFonts w:ascii="Arial" w:hAnsi="Arial" w:cs="Arial"/>
-                                <w:bCs/>
-                                <w:color w:val="7B3811"/>
-                                <w:sz w:val="21"/>
-                              </w:rPr>
-                            </w:pPr>
-                            <w:r>
-                              <w:rPr>
-                                <w:rFonts w:ascii="Arial" w:hAnsi="Arial" w:cs="Arial"/>
-                                <w:bCs/>
-                                <w:color w:val="7B3811"/>
-                                <w:sz w:val="21"/>
-                              </w:rPr>
-                              <w:t>Configure and maintain test environments that accurately mirror production, minimizing environment-related defects.</w:t>
+                              <w:t>Proactively identify and communicate risks and dependencies that could impact testing timelines.</w:t>
                             </w:r>
                           </w:p>
                           <w:p>
@@ -1043,7 +990,7 @@
                           <w:w w:val="95"/>
                           <w:sz w:val="21"/>
                         </w:rPr>
-                        <w:t xml:space="preserve">Hands-on QA automation professional with 14 years of experience personally designing, building, and maintaining end-to-end test automation frameworks across web, mobile, and API layers. Combines deep individual-contributor expertise with the ability to lead cross-functional teams, mentor QA engineers, and align testing strategy with business goals — consistently delivering high-quality, production-ready software faster.</w:t>
+                        <w:t xml:space="preserve">Senior SDET and hands-on Quality Engineering professional with 14 years of experience as both an individual contributor and team lead, designing, building, and maintaining end-to-end test automation frameworks across web, mobile, and API layers. Leads cross-functional teams, mentors QA engineers, and aligns testing strategy with business goals — consistently delivering high-quality, production-ready software faster.</w:t>
                       </w:r>
                     </w:p>
                     <w:p>
@@ -1067,7 +1014,7 @@
                           <w:sz w:val="28"/>
                           <w:szCs w:val="28"/>
                         </w:rPr>
-                        <w:t>PROFESSIONAL SUMMARY</w:t>
+                        <w:t>CAREER HIGHLIGHTS</w:t>
                       </w:r>
                     </w:p>
                     <w:p>
@@ -1165,11 +1112,20 @@
                       <w:r>
                         <w:rPr>
                           <w:rFonts w:ascii="Arial" w:hAnsi="Arial" w:cs="Arial"/>
-                          <w:bCs/>
-                          <w:color w:val="7B3811"/>
-                          <w:sz w:val="21"/>
-                        </w:rPr>
-                        <w:t xml:space="preserve">Hands-on individual contributor who designs, develops, and maintains automation frameworks and test scripts using Playwright, Cypress, Robot Framework, Selenium, Appium, and TypeScript.</w:t>
+                          <w:color w:val="7B3811"/>
+                          <w:sz w:val="21"/>
+                        </w:rPr>
+                        <w:t xml:space="preserve">Hands-on individual contributor and QA Architect building cross-browser test automation frameworks with </w:t>
+                      </w:r>
+                      <w:r>
+                        <w:rPr>
+                          <w:b/>
+                          <w:bCs/>
+                          <w:rFonts w:ascii="Arial" w:hAnsi="Arial" w:cs="Arial"/>
+                          <w:color w:val="7B3811"/>
+                          <w:sz w:val="21"/>
+                        </w:rPr>
+                        <w:t xml:space="preserve">Playwright, Cypress, Selenium, Appium, and Robot Framework.</w:t>
                       </w:r>
                     </w:p>
                     <w:p>
@@ -1193,29 +1149,10 @@
                       <w:r>
                         <w:rPr>
                           <w:rFonts w:ascii="Arial" w:hAnsi="Arial" w:cs="Arial"/>
-                          <w:bCs/>
-                          <w:color w:val="7B3811"/>
-                          <w:sz w:val="21"/>
-                        </w:rPr>
-                        <w:t xml:space="preserve">Built an </w:t>
-                      </w:r>
-                      <w:r>
-                        <w:rPr>
-                          <w:rFonts w:ascii="Arial" w:hAnsi="Arial" w:cs="Arial"/>
-                          <w:b/>
-                          <w:color w:val="7B3811"/>
-                          <w:sz w:val="21"/>
-                        </w:rPr>
-                        <w:t>AI QA Agent</w:t>
-                      </w:r>
-                      <w:r>
-                        <w:rPr>
-                          <w:rFonts w:ascii="Arial" w:hAnsi="Arial" w:cs="Arial"/>
-                          <w:bCs/>
-                          <w:color w:val="7B3811"/>
-                          <w:sz w:val="21"/>
-                        </w:rPr>
-                        <w:t xml:space="preserve"> (Claude Code + Jira, Xray, and GitHub APIs) that analyzes user stories and linked pull requests to auto-generate manual test cases and Cypress automation, close coverage gaps, and prioritize the regression tests most relevant to each code change.</w:t>
+                          <w:color w:val="7B3811"/>
+                          <w:sz w:val="21"/>
+                        </w:rPr>
+                        <w:t xml:space="preserve">As a QE AI Engineer, built an AI QA Agent using Claude Code and Jira/Xray/GitHub APIs, significantly reducing manual test case creation effort and accelerating automation script generation.</w:t>
                       </w:r>
                     </w:p>
                     <w:p>
@@ -1242,7 +1179,7 @@
                           <w:color w:val="7B3811"/>
                           <w:sz w:val="21"/>
                         </w:rPr>
-                        <w:t>AI QA Agent: Designed a quality-based feature coverage analysis agent that statically scores functional, scenario, and negative-path test coverage per feature – producing gap reports that give stakeholders a true confidence measure beyond raw test counts.</w:t>
+                        <w:t xml:space="preserve">Built a QE AI agent that scores functional, scenario, and negative-path test coverage per feature.</w:t>
                       </w:r>
                     </w:p>
                     <w:p>
@@ -1269,7 +1206,7 @@
                           <w:color w:val="7B3811"/>
                           <w:sz w:val="21"/>
                         </w:rPr>
-                        <w:t>Integrated automated testing into CI/CD pipelines (GitHub Actions, Jenkins) to enable continuous validation on every release.</w:t>
+                        <w:t>Integrated automated testing into CI/CD pipelines (GitHub Actions, Jenkins) for continuous validation on every release.</w:t>
                       </w:r>
                     </w:p>
                     <w:p>
@@ -1296,7 +1233,7 @@
                           <w:color w:val="7B3811"/>
                           <w:sz w:val="21"/>
                         </w:rPr>
-                        <w:t>Built deep domain expertise across Healthcare, E-Commerce, Mobile, OTT, and Enterprise applications over 14+ years of hands-on QA automation experience.</w:t>
+                        <w:t>Built domain expertise across Healthcare, E-Commerce, Mobile, OTT, and Enterprise applications over 14+ years.</w:t>
                       </w:r>
                     </w:p>
                     <w:p>
@@ -1323,7 +1260,7 @@
                           <w:color w:val="7B3811"/>
                           <w:sz w:val="21"/>
                         </w:rPr>
-                        <w:t>Own end-to-end test planning, execution, and defect tracking, translating business requirements into comprehensive test strategies that drive software quality and reliability.</w:t>
+                        <w:t>Own end-to-end test planning, execution, and defect tracking, translating requirements into effective test strategies.</w:t>
                       </w:r>
                     </w:p>
                     <w:p>
@@ -1350,7 +1287,7 @@
                           <w:color w:val="7B3811"/>
                           <w:sz w:val="21"/>
                         </w:rPr>
-                        <w:t>Lead and mentor QA teams alongside individual-contributor work, providing technical guidance and fostering a collaborative, high-performing testing culture.</w:t>
+                        <w:t>Lead and mentor QA teams alongside individual-contributor work, fostering a collaborative, high-performing testing culture.</w:t>
                       </w:r>
                     </w:p>
                     <w:p>
@@ -1377,34 +1314,7 @@
                           <w:color w:val="7B3811"/>
                           <w:sz w:val="21"/>
                         </w:rPr>
-                        <w:t>Proactively identify and assess risks and dependencies that could impact testing timelines, communicating them clearly to stakeholders.</w:t>
-                      </w:r>
-                    </w:p>
-                    <w:p>
-                      <w:pPr>
-                        <w:pStyle w:val="ListParagraph"/>
-                        <w:numPr>
-                          <w:ilvl w:val="0"/>
-                          <w:numId w:val="2"/>
-                        </w:numPr>
-                        <w:spacing w:before="120" w:line="276" w:lineRule="auto"/>
-                        <w:ind w:right="144"/>
-                        <w:jc w:val="both"/>
-                        <w:rPr>
-                          <w:rFonts w:ascii="Arial" w:hAnsi="Arial" w:cs="Arial"/>
-                          <w:bCs/>
-                          <w:color w:val="7B3811"/>
-                          <w:sz w:val="21"/>
-                        </w:rPr>
-                      </w:pPr>
-                      <w:r>
-                        <w:rPr>
-                          <w:rFonts w:ascii="Arial" w:hAnsi="Arial" w:cs="Arial"/>
-                          <w:bCs/>
-                          <w:color w:val="7B3811"/>
-                          <w:sz w:val="21"/>
-                        </w:rPr>
-                        <w:t>Configure and maintain test environments that accurately mirror production, minimizing environment-related defects.</w:t>
+                        <w:t>Proactively identify and communicate risks and dependencies that could impact testing timelines.</w:t>
                       </w:r>
                     </w:p>
                     <w:p>
@@ -1517,14 +1427,6 @@
             </w:pict>
           </mc:Fallback>
         </mc:AlternateContent>
-      </w:r>
-      <w:r>
-        <w:rPr>
-          <w:rFonts w:ascii="Arial" w:hAnsi="Arial" w:cs="Arial"/>
-          <w:noProof/>
-          <w:sz w:val="86"/>
-          <w:szCs w:val="86"/>
-        </w:rPr>
         <mc:AlternateContent>
           <mc:Choice Requires="wps">
             <w:drawing>
@@ -2037,6 +1939,27 @@
                                 <w:rFonts w:ascii="Arial" w:hAnsi="Arial" w:cs="Arial"/>
                                 <w:color w:val="803C0E"/>
                               </w:rPr>
+                              <w:t>Playwright MCP</w:t>
+                            </w:r>
+                          </w:p>
+                          <w:p>
+                            <w:pPr>
+                              <w:pStyle w:val="ListParagraph"/>
+                              <w:numPr>
+                                <w:ilvl w:val="1"/>
+                                <w:numId w:val="9"/>
+                              </w:numPr>
+                              <w:spacing w:line="360" w:lineRule="auto"/>
+                              <w:rPr>
+                                <w:rFonts w:ascii="Arial" w:hAnsi="Arial" w:cs="Arial"/>
+                                <w:color w:val="803C0E"/>
+                              </w:rPr>
+                            </w:pPr>
+                            <w:r>
+                              <w:rPr>
+                                <w:rFonts w:ascii="Arial" w:hAnsi="Arial" w:cs="Arial"/>
+                                <w:color w:val="803C0E"/>
+                              </w:rPr>
                               <w:t>Augment Code</w:t>
                             </w:r>
                           </w:p>
@@ -2777,6 +2700,27 @@
                           <w:color w:val="803C0E"/>
                         </w:rPr>
                         <w:t>Claude Code</w:t>
+                      </w:r>
+                    </w:p>
+                    <w:p>
+                      <w:pPr>
+                        <w:pStyle w:val="ListParagraph"/>
+                        <w:numPr>
+                          <w:ilvl w:val="1"/>
+                          <w:numId w:val="9"/>
+                        </w:numPr>
+                        <w:spacing w:line="360" w:lineRule="auto"/>
+                        <w:rPr>
+                          <w:rFonts w:ascii="Arial" w:hAnsi="Arial" w:cs="Arial"/>
+                          <w:color w:val="803C0E"/>
+                        </w:rPr>
+                      </w:pPr>
+                      <w:r>
+                        <w:rPr>
+                          <w:rFonts w:ascii="Arial" w:hAnsi="Arial" w:cs="Arial"/>
+                          <w:color w:val="803C0E"/>
+                        </w:rPr>
+                        <w:t>Playwright MCP</w:t>
                       </w:r>
                     </w:p>
                     <w:p>
@@ -4521,45 +4465,9 @@
                                 <w:sz w:val="21"/>
                               </w:rPr>
                               <w:tab/>
-                            </w:r>
-                            <w:r>
-                              <w:rPr>
-                                <w:rFonts w:ascii="Arial" w:hAnsi="Arial" w:cs="Arial"/>
-                                <w:bCs/>
-                                <w:color w:val="7B3811"/>
-                                <w:w w:val="95"/>
-                                <w:sz w:val="21"/>
-                              </w:rPr>
                               <w:tab/>
-                            </w:r>
-                            <w:r>
-                              <w:rPr>
-                                <w:rFonts w:ascii="Arial" w:hAnsi="Arial" w:cs="Arial"/>
-                                <w:bCs/>
-                                <w:color w:val="7B3811"/>
-                                <w:w w:val="95"/>
-                                <w:sz w:val="21"/>
-                              </w:rPr>
                               <w:tab/>
-                            </w:r>
-                            <w:r>
-                              <w:rPr>
-                                <w:rFonts w:ascii="Arial" w:hAnsi="Arial" w:cs="Arial"/>
-                                <w:bCs/>
-                                <w:color w:val="7B3811"/>
-                                <w:w w:val="95"/>
-                                <w:sz w:val="21"/>
-                              </w:rPr>
                               <w:tab/>
-                            </w:r>
-                            <w:r>
-                              <w:rPr>
-                                <w:rFonts w:ascii="Arial" w:hAnsi="Arial" w:cs="Arial"/>
-                                <w:bCs/>
-                                <w:color w:val="7B3811"/>
-                                <w:w w:val="95"/>
-                                <w:sz w:val="21"/>
-                              </w:rPr>
                               <w:tab/>
                             </w:r>
                             <w:r>
@@ -4644,82 +4552,11 @@
                             <w:r>
                               <w:rPr>
                                 <w:rFonts w:ascii="Arial" w:hAnsi="Arial" w:cs="Arial"/>
-                                <w:bCs/>
                                 <w:color w:val="7B3811"/>
                                 <w:w w:val="95"/>
                                 <w:sz w:val="21"/>
                               </w:rPr>
-                              <w:t xml:space="preserve">As an individual contributor, designed and maintained an automation framework using </w:t>
-                            </w:r>
-                            <w:r>
-                              <w:rPr>
-                                <w:rFonts w:ascii="Arial" w:hAnsi="Arial" w:cs="Arial"/>
-                                <w:b/>
-                                <w:color w:val="7B3811"/>
-                                <w:w w:val="95"/>
-                                <w:sz w:val="21"/>
-                              </w:rPr>
-                              <w:t>Playwright</w:t>
-                            </w:r>
-                            <w:r>
-                              <w:rPr>
-                                <w:rFonts w:ascii="Arial" w:hAnsi="Arial" w:cs="Arial"/>
-                                <w:b/>
-                                <w:color w:val="7B3811"/>
-                                <w:w w:val="95"/>
-                                <w:sz w:val="21"/>
-                              </w:rPr>
-                              <w:t xml:space="preserve"> </w:t>
-                            </w:r>
-                            <w:r>
-                              <w:rPr>
-                                <w:rFonts w:ascii="Arial" w:hAnsi="Arial" w:cs="Arial"/>
-                                <w:b/>
-                                <w:color w:val="7B3811"/>
-                                <w:w w:val="95"/>
-                                <w:sz w:val="21"/>
-                              </w:rPr>
-                              <w:t>and</w:t>
-                            </w:r>
-                            <w:r>
-                              <w:rPr>
-                                <w:rFonts w:ascii="Arial" w:hAnsi="Arial" w:cs="Arial"/>
-                                <w:b/>
-                                <w:color w:val="7B3811"/>
-                                <w:w w:val="95"/>
-                                <w:sz w:val="21"/>
-                              </w:rPr>
-                              <w:t xml:space="preserve"> </w:t>
-                            </w:r>
-                            <w:r>
-                              <w:rPr>
-                                <w:rFonts w:ascii="Arial" w:hAnsi="Arial" w:cs="Arial"/>
-                                <w:b/>
-                                <w:color w:val="7B3811"/>
-                                <w:w w:val="95"/>
-                                <w:sz w:val="21"/>
-                              </w:rPr>
-                              <w:t>Cypress</w:t>
-                            </w:r>
-                            <w:r>
-                              <w:rPr>
-                                <w:rFonts w:ascii="Arial" w:hAnsi="Arial" w:cs="Arial"/>
-                                <w:bCs/>
-                                <w:color w:val="7B3811"/>
-                                <w:w w:val="95"/>
-                                <w:sz w:val="21"/>
-                              </w:rPr>
-                              <w:t xml:space="preserve"> </w:t>
-                            </w:r>
-                            <w:r>
-                              <w:rPr>
-                                <w:rFonts w:ascii="Arial" w:hAnsi="Arial" w:cs="Arial"/>
-                                <w:bCs/>
-                                <w:color w:val="7B3811"/>
-                                <w:w w:val="95"/>
-                                <w:sz w:val="21"/>
-                              </w:rPr>
-                              <w:t>(TypeScript), with reusable page objects, fixtures, and utility components, to validate benefits-analytics dashboards and reporting workflows.</w:t>
+                              <w:t xml:space="preserve">As an individual contributor, designed a Playwright/Cypress (TypeScript) framework with reusable page objects and fixtures for benefits-analytics dashboards.</w:t>
                             </w:r>
                           </w:p>
                           <w:p>
@@ -4749,7 +4586,7 @@
                                 <w:w w:val="95"/>
                                 <w:sz w:val="21"/>
                               </w:rPr>
-                              <w:t>Automated functional, regression, smoke, and sanity scenarios covering benefits calculations, plan comparisons, and reporting outputs.</w:t>
+                              <w:t>Scaled the suite to 680 automated test cases covering functional, regression, smoke, and sanity scenarios.</w:t>
                             </w:r>
                           </w:p>
                           <w:p>
@@ -4779,7 +4616,7 @@
                                 <w:w w:val="95"/>
                                 <w:sz w:val="21"/>
                               </w:rPr>
-                              <w:t>Performed API testing and integrated API-level validations into the automation workflow to verify data accuracy between backend services and analytics dashboards.</w:t>
+                              <w:t>Automated 80+ REST APIs using Claude Code, validating data accuracy between backend services and analytics dashboards.</w:t>
                             </w:r>
                           </w:p>
                           <w:p>
@@ -4809,7 +4646,7 @@
                                 <w:w w:val="95"/>
                                 <w:sz w:val="21"/>
                               </w:rPr>
-                              <w:t>Executed automation suites through CI/CD pipelines on every release, analyzing test failures to distinguish real application defects from automation or environment issues.</w:t>
+                              <w:t>Reduced regression execution time from 8+ hours to under an hour through parallel execution across 12 GitHub Actions nodes.</w:t>
                             </w:r>
                           </w:p>
                           <w:p>
@@ -4839,7 +4676,7 @@
                                 <w:w w:val="95"/>
                                 <w:sz w:val="21"/>
                               </w:rPr>
-                              <w:t>Also managed and guided the QA team, setting testing priorities and reviewing coverage across releases.</w:t>
+                              <w:t>Managed and guided the QA team, setting testing priorities and reviewing coverage across releases.</w:t>
                             </w:r>
                           </w:p>
                           <w:p>
@@ -4869,9 +4706,21 @@
                                 <w:w w:val="95"/>
                                 <w:sz w:val="21"/>
                               </w:rPr>
-                              <w:t>Identified risks and dependencies that could affect testing timelines and communicated them proactively to stakeholders.</w:t>
-                            </w:r>
-                            <w:r>
+                              <w:t>Identified risks and dependencies affecting testing timelines and communicated them proactively to stakeholders.</w:t>
+                              <w:br/>
+                            </w:r>
+                          </w:p>
+                          <w:p>
+                            <w:pPr>
+                              <w:pStyle w:val="ListParagraph"/>
+                              <w:numPr>
+                                <w:ilvl w:val="0"/>
+                                <w:numId w:val="3"/>
+                              </w:numPr>
+                              <w:spacing w:after="120"/>
+                              <w:ind w:right="144"/>
+                              <w:contextualSpacing w:val="0"/>
+                              <w:jc w:val="both"/>
                               <w:rPr>
                                 <w:rFonts w:ascii="Arial" w:hAnsi="Arial" w:cs="Arial"/>
                                 <w:bCs/>
@@ -4879,17 +4728,16 @@
                                 <w:w w:val="95"/>
                                 <w:sz w:val="21"/>
                               </w:rPr>
-                              <w:br/>
-                            </w:r>
-                          </w:p>
-                          <w:p>
-                            <w:r>
-                              <w:t>Built an AI-driven QA agent (Claude Code + Jira/Xray/GitHub APIs) to analyze user stories and linked pull requests, identify missing manual test coverage in Xray, and auto-generate manual test cases and Cypress automation scripts.</w:t>
-                            </w:r>
-                          </w:p>
-                          <w:p>
-                            <w:r>
-                              <w:t>Developed a static-analysis coverage-scoring agent that evaluates functional, scenario, and negative-path test quality per feature and produces visual coverage-gap reports for QA and engineering leadership.</w:t>
+                            </w:pPr>
+                            <w:r>
+                              <w:rPr>
+                                <w:rFonts w:ascii="Arial" w:hAnsi="Arial" w:cs="Arial"/>
+                                <w:bCs/>
+                                <w:color w:val="7B3811"/>
+                                <w:w w:val="95"/>
+                                <w:sz w:val="21"/>
+                              </w:rPr>
+                              <w:t xml:space="preserve">Built an AI-driven QA agent (Claude Code, Playwright MCP, Jira/Xray/GitHub) that flags coverage gaps, auto-generates test cases, and scores functional, scenario, and negative-path coverage per feature.</w:t>
                             </w:r>
                           </w:p>
                           <w:p/>
@@ -4919,7 +4767,7 @@
                 <v:stroke joinstyle="miter"/>
                 <v:path gradientshapeok="t" o:connecttype="rect"/>
               </v:shapetype>
-              <v:shape id="Text Box 10" o:spid="_x0000_s1031" type="#_x0000_t202" style="position:absolute;margin-left:231pt;margin-top:9.3pt;width:365pt;height:333pt;z-index:251667456;visibility:visible;mso-wrap-style:square;mso-width-percent:0;mso-height-percent:0;mso-wrap-distance-left:9pt;mso-wrap-distance-top:0;mso-wrap-distance-right:9pt;mso-wrap-distance-bottom:0;mso-position-horizontal:absolute;mso-position-horizontal-relative:text;mso-position-vertical:absolute;mso-position-vertical-relative:text;mso-width-percent:0;mso-height-percent:0;mso-width-relative:margin;mso-height-relative:margin;v-text-anchor:top" o:gfxdata="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" fillcolor="white [3201]" stroked="f" strokeweight=".5pt">
+              <v:shape id="Text Box 10" o:spid="_x0000_s1031" type="#_x0000_t202" style="position:absolute;margin-left:231pt;margin-top:9.3pt;width:365pt;height:333pt;z-index:251667456;visibility:visible;mso-wrap-style:square;mso-width-percent:0;mso-height-percent:0;mso-wrap-distance-left:9pt;mso-wrap-distance-top:0;mso-wrap-distance-right:9pt;mso-wrap-distance-bottom:0;mso-position-horizontal:absolute;mso-position-horizontal-relative:text;mso-position-vertical:absolute;mso-position-vertical-relative:text;mso-width-percent:0;mso-height-percent:0;mso-width-relative:margin;mso-height-relative:margin;v-text-anchor:top" o:gfxdata="UEsDBBQABgAIAAAAIQC2gziS/gAAAOEBAAATAAAAW0NvbnRlbnRfVHlwZXNdLnhtbJSRQU7DMBBF 90jcwfIWJU67QAgl6YK0S0CoHGBkTxKLZGx5TGhvj5O2G0SRWNoz/78nu9wcxkFMGNg6quQqL6RA 0s5Y6ir5vt9lD1JwBDIwOMJKHpHlpr69KfdHjyxSmriSfYz+USnWPY7AufNIadK6MEJMx9ApD/oD OlTrorhX2lFEilmcO2RdNtjC5xDF9pCuTyYBB5bi6bQ4syoJ3g9WQ0ymaiLzg5KdCXlKLjvcW893 SUOqXwnz5DrgnHtJTxOsQfEKIT7DmDSUCaxw7Rqn8787ZsmRM9e2VmPeBN4uqYvTtW7jvijg9N/y JsXecLq0q+WD6m8AAAD//wMAUEsDBBQABgAIAAAAIQA4/SH/1gAAAJQBAAALAAAAX3JlbHMvLnJl bHOkkMFqwzAMhu+DvYPRfXGawxijTi+j0GvpHsDYimMaW0Yy2fr2M4PBMnrbUb/Q94l/f/hMi1qR JVI2sOt6UJgd+ZiDgffL8ekFlFSbvV0oo4EbChzGx4f9GRdb25HMsYhqlCwG5lrLq9biZkxWOiqY 22YiTra2kYMu1l1tQD30/bPm3wwYN0x18gb45AdQl1tp5j/sFB2T0FQ7R0nTNEV3j6o9feQzro1i OWA14Fm+Q8a1a8+Bvu/d/dMb2JY5uiPbhG/ktn4cqGU/er3pcvwCAAD//wMAUEsDBBQABgAIAAAA IQB0KXJ8MAIAAFwEAAAOAAAAZHJzL2Uyb0RvYy54bWysVE1v2zAMvQ/YfxB0X+xkSbcacYosRYYB QVsgHXpWZCkWIIuapMTOfv0oOV9rexp2kUmReiIfnzy96xpN9sJ5Baakw0FOiTAcKmW2Jf35vPz0 lRIfmKmYBiNKehCe3s0+fpi2thAjqEFXwhEEMb5obUnrEGyRZZ7XomF+AFYYDEpwDQvoum1WOdYi eqOzUZ7fZC24yjrgwnvcve+DdJbwpRQ8PErpRSC6pFhbSKtL6yau2WzKiq1jtlb8WAb7hyoapgxe eoa6Z4GRnVNvoBrFHXiQYcChyUBKxUXqAbsZ5q+6WdfMitQLkuPtmSb//2D5w35tnxwJ3TfocICR kNb6wuNm7KeTrolfrJRgHCk8nGkTXSAcN8c3nyeTHEMcY+PR6HaIDuJkl+PW+fBdQEOiUVKHc0l0 sf3Khz71lBJv86BVtVRaJydqQSy0I3uGU9QhFYngf2VpQ9qSYiV5AjYQj/fI2mAtl6aiFbpNR1RV 0smp4Q1UB+TBQS8Rb/lSYa0r5sMTc6gJ7A91Hh5xkRrwLjhalNTgfr+3H/NxVBilpEWNldT/2jEn KNE/DA7xdjgeR1EmZzz5MkLHXUc21xGzaxaABAzxRVmezJgf9MmUDpoXfA7zeCuGmOF4d0nDyVyE Xvn4nLiYz1MSytCysDJryyN0JDxO4rl7Yc4exxVw0g9wUiMrXk2tz40nDcx3AaRKI40896we6UcJ J1Ecn1t8I9d+yrr8FGZ/AAAA//8DAFBLAwQUAAYACAAAACEA+fUjG+EAAAALAQAADwAAAGRycy9k b3ducmV2LnhtbEyPzU7DMBCE70h9B2srcUHU6Q8mhDgVQkAlbjTQipsbL0lEvI5iNwlvj3OC486M Zr9Jt6NpWI+dqy1JWC4iYEiF1TWVEt7z5+sYmPOKtGosoYQfdLDNZhepSrQd6A37vS9ZKCGXKAmV 923CuSsqNMotbIsUvC/bGeXD2ZVcd2oI5abhqygS3KiawodKtfhYYfG9PxsJn1fl8dWNLx/D+mbd Pu36/Pagcykv5+PDPTCPo/8Lw4Qf0CELTCd7Ju1YI2EjVmGLD0YsgE2B5d2knCSIeCOAZyn/vyH7 BQAA//8DAFBLAQItABQABgAIAAAAIQC2gziS/gAAAOEBAAATAAAAAAAAAAAAAAAAAAAAAABbQ29u dGVudF9UeXBlc10ueG1sUEsBAi0AFAAGAAgAAAAhADj9If/WAAAAlAEAAAsAAAAAAAAAAAAAAAAA LwEAAF9yZWxzLy5yZWxzUEsBAi0AFAAGAAgAAAAhAHQpcnwwAgAAXAQAAA4AAAAAAAAAAAAAAAAA LgIAAGRycy9lMm9Eb2MueG1sUEsBAi0AFAAGAAgAAAAhAPn1IxvhAAAACwEAAA8AAAAAAAAAAAAA AAAAigQAAGRycy9kb3ducmV2LnhtbFBLBQYAAAAABAAEAPMAAACYBQAAAAA= " fillcolor="white [3201]" stroked="f" strokeweight=".5pt">
                 <v:textbox>
                   <w:txbxContent>
                     <w:p>
@@ -4955,45 +4803,9 @@
                           <w:sz w:val="21"/>
                         </w:rPr>
                         <w:tab/>
-                      </w:r>
-                      <w:r>
-                        <w:rPr>
-                          <w:rFonts w:ascii="Arial" w:hAnsi="Arial" w:cs="Arial"/>
-                          <w:bCs/>
-                          <w:color w:val="7B3811"/>
-                          <w:w w:val="95"/>
-                          <w:sz w:val="21"/>
-                        </w:rPr>
                         <w:tab/>
-                      </w:r>
-                      <w:r>
-                        <w:rPr>
-                          <w:rFonts w:ascii="Arial" w:hAnsi="Arial" w:cs="Arial"/>
-                          <w:bCs/>
-                          <w:color w:val="7B3811"/>
-                          <w:w w:val="95"/>
-                          <w:sz w:val="21"/>
-                        </w:rPr>
                         <w:tab/>
-                      </w:r>
-                      <w:r>
-                        <w:rPr>
-                          <w:rFonts w:ascii="Arial" w:hAnsi="Arial" w:cs="Arial"/>
-                          <w:bCs/>
-                          <w:color w:val="7B3811"/>
-                          <w:w w:val="95"/>
-                          <w:sz w:val="21"/>
-                        </w:rPr>
                         <w:tab/>
-                      </w:r>
-                      <w:r>
-                        <w:rPr>
-                          <w:rFonts w:ascii="Arial" w:hAnsi="Arial" w:cs="Arial"/>
-                          <w:bCs/>
-                          <w:color w:val="7B3811"/>
-                          <w:w w:val="95"/>
-                          <w:sz w:val="21"/>
-                        </w:rPr>
                         <w:tab/>
                       </w:r>
                       <w:r>
@@ -5078,82 +4890,11 @@
                       <w:r>
                         <w:rPr>
                           <w:rFonts w:ascii="Arial" w:hAnsi="Arial" w:cs="Arial"/>
-                          <w:bCs/>
                           <w:color w:val="7B3811"/>
                           <w:w w:val="95"/>
                           <w:sz w:val="21"/>
                         </w:rPr>
-                        <w:t xml:space="preserve">As an individual contributor, designed and maintained an automation framework using </w:t>
-                      </w:r>
-                      <w:r>
-                        <w:rPr>
-                          <w:rFonts w:ascii="Arial" w:hAnsi="Arial" w:cs="Arial"/>
-                          <w:b/>
-                          <w:color w:val="7B3811"/>
-                          <w:w w:val="95"/>
-                          <w:sz w:val="21"/>
-                        </w:rPr>
-                        <w:t>Playwright</w:t>
-                      </w:r>
-                      <w:r>
-                        <w:rPr>
-                          <w:rFonts w:ascii="Arial" w:hAnsi="Arial" w:cs="Arial"/>
-                          <w:b/>
-                          <w:color w:val="7B3811"/>
-                          <w:w w:val="95"/>
-                          <w:sz w:val="21"/>
-                        </w:rPr>
-                        <w:t xml:space="preserve"> </w:t>
-                      </w:r>
-                      <w:r>
-                        <w:rPr>
-                          <w:rFonts w:ascii="Arial" w:hAnsi="Arial" w:cs="Arial"/>
-                          <w:b/>
-                          <w:color w:val="7B3811"/>
-                          <w:w w:val="95"/>
-                          <w:sz w:val="21"/>
-                        </w:rPr>
-                        <w:t>and</w:t>
-                      </w:r>
-                      <w:r>
-                        <w:rPr>
-                          <w:rFonts w:ascii="Arial" w:hAnsi="Arial" w:cs="Arial"/>
-                          <w:b/>
-                          <w:color w:val="7B3811"/>
-                          <w:w w:val="95"/>
-                          <w:sz w:val="21"/>
-                        </w:rPr>
-                        <w:t xml:space="preserve"> </w:t>
-                      </w:r>
-                      <w:r>
-                        <w:rPr>
-                          <w:rFonts w:ascii="Arial" w:hAnsi="Arial" w:cs="Arial"/>
-                          <w:b/>
-                          <w:color w:val="7B3811"/>
-                          <w:w w:val="95"/>
-                          <w:sz w:val="21"/>
-                        </w:rPr>
-                        <w:t>Cypress</w:t>
-                      </w:r>
-                      <w:r>
-                        <w:rPr>
-                          <w:rFonts w:ascii="Arial" w:hAnsi="Arial" w:cs="Arial"/>
-                          <w:bCs/>
-                          <w:color w:val="7B3811"/>
-                          <w:w w:val="95"/>
-                          <w:sz w:val="21"/>
-                        </w:rPr>
-                        <w:t xml:space="preserve"> </w:t>
-                      </w:r>
-                      <w:r>
-                        <w:rPr>
-                          <w:rFonts w:ascii="Arial" w:hAnsi="Arial" w:cs="Arial"/>
-                          <w:bCs/>
-                          <w:color w:val="7B3811"/>
-                          <w:w w:val="95"/>
-                          <w:sz w:val="21"/>
-                        </w:rPr>
-                        <w:t>(TypeScript), with reusable page objects, fixtures, and utility components, to validate benefits-analytics dashboards and reporting workflows.</w:t>
+                        <w:t xml:space="preserve">As an individual contributor, designed a Playwright/Cypress (TypeScript) framework with reusable page objects and fixtures for benefits-analytics dashboards.</w:t>
                       </w:r>
                     </w:p>
                     <w:p>
@@ -5183,7 +4924,7 @@
                           <w:w w:val="95"/>
                           <w:sz w:val="21"/>
                         </w:rPr>
-                        <w:t>Automated functional, regression, smoke, and sanity scenarios covering benefits calculations, plan comparisons, and reporting outputs.</w:t>
+                        <w:t>Scaled the suite to 680 automated test cases covering functional, regression, smoke, and sanity scenarios.</w:t>
                       </w:r>
                     </w:p>
                     <w:p>
@@ -5213,7 +4954,7 @@
                           <w:w w:val="95"/>
                           <w:sz w:val="21"/>
                         </w:rPr>
-                        <w:t>Performed API testing and integrated API-level validations into the automation workflow to verify data accuracy between backend services and analytics dashboards.</w:t>
+                        <w:t>Automated 80+ REST APIs using Claude Code, validating data accuracy between backend services and analytics dashboards.</w:t>
                       </w:r>
                     </w:p>
                     <w:p>
@@ -5243,7 +4984,7 @@
                           <w:w w:val="95"/>
                           <w:sz w:val="21"/>
                         </w:rPr>
-                        <w:t>Executed automation suites through CI/CD pipelines on every release, analyzing test failures to distinguish real application defects from automation or environment issues.</w:t>
+                        <w:t>Reduced regression execution time from 8+ hours to under an hour through parallel execution across 12 GitHub Actions nodes.</w:t>
                       </w:r>
                     </w:p>
                     <w:p>
@@ -5273,7 +5014,7 @@
                           <w:w w:val="95"/>
                           <w:sz w:val="21"/>
                         </w:rPr>
-                        <w:t>Also managed and guided the QA team, setting testing priorities and reviewing coverage across releases.</w:t>
+                        <w:t>Managed and guided the QA team, setting testing priorities and reviewing coverage across releases.</w:t>
                       </w:r>
                     </w:p>
                     <w:p>
@@ -5303,9 +5044,21 @@
                           <w:w w:val="95"/>
                           <w:sz w:val="21"/>
                         </w:rPr>
-                        <w:t>Identified risks and dependencies that could affect testing timelines and communicated them proactively to stakeholders.</w:t>
-                      </w:r>
-                      <w:r>
+                        <w:t>Identified risks and dependencies affecting testing timelines and communicated them proactively to stakeholders.</w:t>
+                        <w:br/>
+                      </w:r>
+                    </w:p>
+                    <w:p>
+                      <w:pPr>
+                        <w:pStyle w:val="ListParagraph"/>
+                        <w:numPr>
+                          <w:ilvl w:val="0"/>
+                          <w:numId w:val="3"/>
+                        </w:numPr>
+                        <w:spacing w:after="120"/>
+                        <w:ind w:right="144"/>
+                        <w:contextualSpacing w:val="0"/>
+                        <w:jc w:val="both"/>
                         <w:rPr>
                           <w:rFonts w:ascii="Arial" w:hAnsi="Arial" w:cs="Arial"/>
                           <w:bCs/>
@@ -5313,17 +5066,16 @@
                           <w:w w:val="95"/>
                           <w:sz w:val="21"/>
                         </w:rPr>
-                        <w:br/>
-                      </w:r>
-                    </w:p>
-                    <w:p>
-                      <w:r>
-                        <w:t>Built an AI-driven QA agent (Claude Code + Jira/Xray/GitHub APIs) to analyze user stories and linked pull requests, identify missing manual test coverage in Xray, and auto-generate manual test cases and Cypress automation scripts.</w:t>
-                      </w:r>
-                    </w:p>
-                    <w:p>
-                      <w:r>
-                        <w:t>Developed a static-analysis coverage-scoring agent that evaluates functional, scenario, and negative-path test quality per feature and produces visual coverage-gap reports for QA and engineering leadership.</w:t>
+                      </w:pPr>
+                      <w:r>
+                        <w:rPr>
+                          <w:rFonts w:ascii="Arial" w:hAnsi="Arial" w:cs="Arial"/>
+                          <w:bCs/>
+                          <w:color w:val="7B3811"/>
+                          <w:w w:val="95"/>
+                          <w:sz w:val="21"/>
+                        </w:rPr>
+                        <w:t xml:space="preserve">Built an AI-driven QA agent (Claude Code, Playwright MCP, Jira/Xray/GitHub) that flags coverage gaps, auto-generates test cases, and scores functional, scenario, and negative-path coverage per feature.</w:t>
                       </w:r>
                     </w:p>
                     <w:p/>
@@ -5440,16 +5192,6 @@
                                 <w:szCs w:val="24"/>
                               </w:rPr>
                               <w:t>Ritchie Bros.</w:t>
-                            </w:r>
-                            <w:r>
-                              <w:rPr>
-                                <w:rFonts w:ascii="Arial" w:hAnsi="Arial" w:cs="Arial"/>
-                                <w:b/>
-                                <w:color w:val="4472C4" w:themeColor="accent1"/>
-                                <w:w w:val="95"/>
-                                <w:sz w:val="24"/>
-                                <w:szCs w:val="24"/>
-                              </w:rPr>
                               <w:tab/>
                               <w:t xml:space="preserve">                                                               </w:t>
                             </w:r>
@@ -5538,32 +5280,11 @@
                             <w:r>
                               <w:rPr>
                                 <w:rFonts w:ascii="Arial" w:hAnsi="Arial" w:cs="Arial"/>
-                                <w:bCs/>
                                 <w:color w:val="7B3811"/>
                                 <w:w w:val="95"/>
                                 <w:sz w:val="21"/>
                               </w:rPr>
-                              <w:t xml:space="preserve">As an individual contributor, built a test automation framework using </w:t>
-                            </w:r>
-                            <w:r>
-                              <w:rPr>
-                                <w:rFonts w:ascii="Arial" w:hAnsi="Arial" w:cs="Arial"/>
-                                <w:b/>
-                                <w:color w:val="7B3811"/>
-                                <w:w w:val="95"/>
-                                <w:sz w:val="21"/>
-                              </w:rPr>
-                              <w:t>Robot Framework</w:t>
-                            </w:r>
-                            <w:r>
-                              <w:rPr>
-                                <w:rFonts w:ascii="Arial" w:hAnsi="Arial" w:cs="Arial"/>
-                                <w:bCs/>
-                                <w:color w:val="7B3811"/>
-                                <w:w w:val="95"/>
-                                <w:sz w:val="21"/>
-                              </w:rPr>
-                              <w:t xml:space="preserve"> and Python with a structured Page Object Model tailored to asset listing, bidding, and auction transaction workflows.</w:t>
+                              <w:t xml:space="preserve">As an individual contributor, built a Robot Framework/Python automation framework with a structured Page Object Model for bidding and auction workflows.</w:t>
                             </w:r>
                           </w:p>
                           <w:p>
@@ -5593,7 +5314,7 @@
                                 <w:w w:val="95"/>
                                 <w:sz w:val="21"/>
                               </w:rPr>
-                              <w:t>Automated functional, regression, and sanity scenarios across asset search, listing detail, bid placement, and checkout flows.</w:t>
+                              <w:t>Automated functional, regression, and sanity scenarios across asset search, listing detail, bid placement, and checkout.</w:t>
                             </w:r>
                           </w:p>
                           <w:p>
@@ -5623,7 +5344,7 @@
                                 <w:w w:val="95"/>
                                 <w:sz w:val="21"/>
                               </w:rPr>
-                              <w:t>Performed root cause analysis on automation and application failures to keep defect turnaround fast during release cycles.</w:t>
+                              <w:t>Performed root cause analysis on automation and application failures to keep defect turnaround fast.</w:t>
                             </w:r>
                           </w:p>
                           <w:p>
@@ -5653,7 +5374,7 @@
                                 <w:w w:val="95"/>
                                 <w:sz w:val="21"/>
                               </w:rPr>
-                              <w:t>Flagged risks and dependencies early enough to keep releases on schedule, briefing stakeholders as issues emerged.</w:t>
+                              <w:t>Flagged risks and dependencies early, briefing stakeholders as issues emerged to keep releases on schedule.</w:t>
                             </w:r>
                           </w:p>
                           <w:p>
@@ -5683,7 +5404,7 @@
                                 <w:w w:val="95"/>
                                 <w:sz w:val="21"/>
                               </w:rPr>
-                              <w:t>Also managed and mentored the QA team, aligning testing priorities and skill development across the group.</w:t>
+                              <w:t>Managed and mentored the QA team, aligning testing priorities and skill development across the group.</w:t>
                             </w:r>
                           </w:p>
                           <w:p>
@@ -5713,7 +5434,7 @@
                                 <w:w w:val="95"/>
                                 <w:sz w:val="21"/>
                               </w:rPr>
-                              <w:t>Partnered directly with developers, product managers, and business analysts to translate business requirements into test scenarios.</w:t>
+                              <w:t>Partnered with developers, product managers, and business analysts to translate requirements into test scenarios.</w:t>
                             </w:r>
                           </w:p>
                           <w:p>
@@ -5743,7 +5464,7 @@
                                 <w:w w:val="95"/>
                                 <w:sz w:val="21"/>
                               </w:rPr>
-                              <w:t>Executed regression testing on each release to confirm new changes did not affect existing bidding, asset, or transaction functionality.</w:t>
+                              <w:t>Executed regression testing each release to confirm changes did not affect bidding, asset, or transaction functionality.</w:t>
                             </w:r>
                           </w:p>
                         </w:txbxContent>
@@ -5768,7 +5489,7 @@
           </mc:Choice>
           <mc:Fallback>
             <w:pict>
-              <v:shape w14:anchorId="41999F7E" id="Text Box 19" o:spid="_x0000_s1032" type="#_x0000_t202" style="position:absolute;margin-left:231.5pt;margin-top:286.3pt;width:363.5pt;height:327.5pt;z-index:251668480;visibility:visible;mso-wrap-style:square;mso-width-percent:0;mso-height-percent:0;mso-wrap-distance-left:9pt;mso-wrap-distance-top:0;mso-wrap-distance-right:9pt;mso-wrap-distance-bottom:0;mso-position-horizontal:absolute;mso-position-horizontal-relative:text;mso-position-vertical:absolute;mso-position-vertical-relative:text;mso-width-percent:0;mso-height-percent:0;mso-width-relative:margin;mso-height-relative:margin;v-text-anchor:top" o:gfxdata="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" fillcolor="white [3201]" stroked="f" strokeweight=".5pt">
+              <v:shape w14:anchorId="41999F7E" id="Text Box 19" o:spid="_x0000_s1032" type="#_x0000_t202" style="position:absolute;margin-left:231.5pt;margin-top:286.3pt;width:363.5pt;height:327.5pt;z-index:251668480;visibility:visible;mso-wrap-style:square;mso-width-percent:0;mso-height-percent:0;mso-wrap-distance-left:9pt;mso-wrap-distance-top:0;mso-wrap-distance-right:9pt;mso-wrap-distance-bottom:0;mso-position-horizontal:absolute;mso-position-horizontal-relative:text;mso-position-vertical:absolute;mso-position-vertical-relative:text;mso-width-percent:0;mso-height-percent:0;mso-width-relative:margin;mso-height-relative:margin;v-text-anchor:top" o:gfxdata="UEsDBBQABgAIAAAAIQC2gziS/gAAAOEBAAATAAAAW0NvbnRlbnRfVHlwZXNdLnhtbJSRQU7DMBBF 90jcwfIWJU67QAgl6YK0S0CoHGBkTxKLZGx5TGhvj5O2G0SRWNoz/78nu9wcxkFMGNg6quQqL6RA 0s5Y6ir5vt9lD1JwBDIwOMJKHpHlpr69KfdHjyxSmriSfYz+USnWPY7AufNIadK6MEJMx9ApD/oD OlTrorhX2lFEilmcO2RdNtjC5xDF9pCuTyYBB5bi6bQ4syoJ3g9WQ0ymaiLzg5KdCXlKLjvcW893 SUOqXwnz5DrgnHtJTxOsQfEKIT7DmDSUCaxw7Rqn8787ZsmRM9e2VmPeBN4uqYvTtW7jvijg9N/y JsXecLq0q+WD6m8AAAD//wMAUEsDBBQABgAIAAAAIQA4/SH/1gAAAJQBAAALAAAAX3JlbHMvLnJl bHOkkMFqwzAMhu+DvYPRfXGawxijTi+j0GvpHsDYimMaW0Yy2fr2M4PBMnrbUb/Q94l/f/hMi1qR JVI2sOt6UJgd+ZiDgffL8ekFlFSbvV0oo4EbChzGx4f9GRdb25HMsYhqlCwG5lrLq9biZkxWOiqY 22YiTra2kYMu1l1tQD30/bPm3wwYN0x18gb45AdQl1tp5j/sFB2T0FQ7R0nTNEV3j6o9feQzro1i OWA14Fm+Q8a1a8+Bvu/d/dMb2JY5uiPbhG/ktn4cqGU/er3pcvwCAAD//wMAUEsDBBQABgAIAAAA IQDAFij0LwIAAFwEAAAOAAAAZHJzL2Uyb0RvYy54bWysVEuP2jAQvlfqf7B8LyE00C4irCgrqkpo dyW22rNxbGLJ8bi2IaG/vmOHV7c9Vb04M57xPL75JrP7rtHkIJxXYEqaD4aUCMOhUmZX0u8vqw+f KfGBmYppMKKkR+Hp/fz9u1lrp2IENehKOIJBjJ+2tqR1CHaaZZ7XomF+AFYYNEpwDQuoul1WOdZi 9EZno+FwkrXgKuuAC+/x9qE30nmKL6Xg4UlKLwLRJcXaQjpdOrfxzOYzNt05ZmvFT2Wwf6iiYcpg 0kuoBxYY2Tv1R6hGcQceZBhwaDKQUnGResBu8uGbbjY1syL1guB4e4HJ/7+w/PGwsc+OhO4LdDjA CEhr/dTjZeynk66JX6yUoB0hPF5gE10gHC+LST4pxmjiaCvy8d0IFYyTXZ9b58NXAQ2JQkkdziXB xQ5rH3rXs0vM5kGraqW0TkrkglhqRw4Mp6hDKhKD/+alDWlLOvmIqeMjA/F5H1kbrOXaVJRCt+2I qvDBueEtVEfEwUFPEW/5SmGta+bDM3PICewPeR6e8JAaMBecJEpqcD//dh/9cVRopaRFjpXU/9gz JyjR3wwO8S4vikjKpBTjTyNU3K1le2sx+2YJCECOG2V5EqN/0GdROmhecR0WMSuamOGYu6ThLC5D z3xcJy4Wi+SENLQsrM3G8hg6Yhcn8dK9MmdP4wo46Uc4s5FN30yt9+1RX+wDSJVGGnHuUT3BjxRO pDitW9yRWz15XX8K818AAAD//wMAUEsDBBQABgAIAAAAIQBLnesm5AAAAA0BAAAPAAAAZHJzL2Rv d25yZXYueG1sTI9PT4NAEMXvJn6HzZh4MXYpWFBkaYxRm3iz+CfetuwIRHaWsFuK397pSW8z817e /F6xnm0vJhx950jBchGBQKqd6ahR8Fo9Xl6D8EGT0b0jVPCDHtbl6Umhc+MO9ILTNjSCQ8jnWkEb wpBL6esWrfYLNyCx9uVGqwOvYyPNqA8cbnsZR1Eqre6IP7R6wPsW6+/t3ir4vGg+nv389HZIVsnw sJmq7N1USp2fzXe3IALO4c8MR3xGh5KZdm5PxotewVWacJegYJXFKYijY3kT8WnHUxxnKciykP9b lL8AAAD//wMAUEsBAi0AFAAGAAgAAAAhALaDOJL+AAAA4QEAABMAAAAAAAAAAAAAAAAAAAAAAFtD b250ZW50X1R5cGVzXS54bWxQSwECLQAUAAYACAAAACEAOP0h/9YAAACUAQAACwAAAAAAAAAAAAAA AAAvAQAAX3JlbHMvLnJlbHNQSwECLQAUAAYACAAAACEAwBYo9C8CAABcBAAADgAAAAAAAAAAAAAA AAAuAgAAZHJzL2Uyb0RvYy54bWxQSwECLQAUAAYACAAAACEAS53rJuQAAAANAQAADwAAAAAAAAAA AAAAAACJBAAAZHJzL2Rvd25yZXYueG1sUEsFBgAAAAAEAAQA8wAAAJoFAAAAAA== " fillcolor="white [3201]" stroked="f" strokeweight=".5pt">
                 <v:textbox>
                   <w:txbxContent>
                     <w:p>
@@ -5792,16 +5513,6 @@
                           <w:szCs w:val="24"/>
                         </w:rPr>
                         <w:t>Ritchie Bros.</w:t>
-                      </w:r>
-                      <w:r>
-                        <w:rPr>
-                          <w:rFonts w:ascii="Arial" w:hAnsi="Arial" w:cs="Arial"/>
-                          <w:b/>
-                          <w:color w:val="4472C4" w:themeColor="accent1"/>
-                          <w:w w:val="95"/>
-                          <w:sz w:val="24"/>
-                          <w:szCs w:val="24"/>
-                        </w:rPr>
                         <w:tab/>
                         <w:t xml:space="preserve">                                                               </w:t>
                       </w:r>
@@ -5890,32 +5601,11 @@
                       <w:r>
                         <w:rPr>
                           <w:rFonts w:ascii="Arial" w:hAnsi="Arial" w:cs="Arial"/>
-                          <w:bCs/>
                           <w:color w:val="7B3811"/>
                           <w:w w:val="95"/>
                           <w:sz w:val="21"/>
                         </w:rPr>
-                        <w:t xml:space="preserve">As an individual contributor, built a test automation framework using </w:t>
-                      </w:r>
-                      <w:r>
-                        <w:rPr>
-                          <w:rFonts w:ascii="Arial" w:hAnsi="Arial" w:cs="Arial"/>
-                          <w:b/>
-                          <w:color w:val="7B3811"/>
-                          <w:w w:val="95"/>
-                          <w:sz w:val="21"/>
-                        </w:rPr>
-                        <w:t>Robot Framework</w:t>
-                      </w:r>
-                      <w:r>
-                        <w:rPr>
-                          <w:rFonts w:ascii="Arial" w:hAnsi="Arial" w:cs="Arial"/>
-                          <w:bCs/>
-                          <w:color w:val="7B3811"/>
-                          <w:w w:val="95"/>
-                          <w:sz w:val="21"/>
-                        </w:rPr>
-                        <w:t xml:space="preserve"> and Python with a structured Page Object Model tailored to asset listing, bidding, and auction transaction workflows.</w:t>
+                        <w:t xml:space="preserve">As an individual contributor, built a Robot Framework/Python automation framework with a structured Page Object Model for bidding and auction workflows.</w:t>
                       </w:r>
                     </w:p>
                     <w:p>
@@ -5945,7 +5635,7 @@
                           <w:w w:val="95"/>
                           <w:sz w:val="21"/>
                         </w:rPr>
-                        <w:t>Automated functional, regression, and sanity scenarios across asset search, listing detail, bid placement, and checkout flows.</w:t>
+                        <w:t>Automated functional, regression, and sanity scenarios across asset search, listing detail, bid placement, and checkout.</w:t>
                       </w:r>
                     </w:p>
                     <w:p>
@@ -5975,7 +5665,7 @@
                           <w:w w:val="95"/>
                           <w:sz w:val="21"/>
                         </w:rPr>
-                        <w:t>Performed root cause analysis on automation and application failures to keep defect turnaround fast during release cycles.</w:t>
+                        <w:t>Performed root cause analysis on automation and application failures to keep defect turnaround fast.</w:t>
                       </w:r>
                     </w:p>
                     <w:p>
@@ -6005,7 +5695,7 @@
                           <w:w w:val="95"/>
                           <w:sz w:val="21"/>
                         </w:rPr>
-                        <w:t>Flagged risks and dependencies early enough to keep releases on schedule, briefing stakeholders as issues emerged.</w:t>
+                        <w:t>Flagged risks and dependencies early, briefing stakeholders as issues emerged to keep releases on schedule.</w:t>
                       </w:r>
                     </w:p>
                     <w:p>
@@ -6035,7 +5725,7 @@
                           <w:w w:val="95"/>
                           <w:sz w:val="21"/>
                         </w:rPr>
-                        <w:t>Also managed and mentored the QA team, aligning testing priorities and skill development across the group.</w:t>
+                        <w:t>Managed and mentored the QA team, aligning testing priorities and skill development across the group.</w:t>
                       </w:r>
                     </w:p>
                     <w:p>
@@ -6065,7 +5755,7 @@
                           <w:w w:val="95"/>
                           <w:sz w:val="21"/>
                         </w:rPr>
-                        <w:t>Partnered directly with developers, product managers, and business analysts to translate business requirements into test scenarios.</w:t>
+                        <w:t>Partnered with developers, product managers, and business analysts to translate requirements into test scenarios.</w:t>
                       </w:r>
                     </w:p>
                     <w:p>
@@ -6095,7 +5785,7 @@
                           <w:w w:val="95"/>
                           <w:sz w:val="21"/>
                         </w:rPr>
-                        <w:t>Executed regression testing on each release to confirm new changes did not affect existing bidding, asset, or transaction functionality.</w:t>
+                        <w:t>Executed regression testing each release to confirm changes did not affect bidding, asset, or transaction functionality.</w:t>
                       </w:r>
                     </w:p>
                   </w:txbxContent>
@@ -7626,45 +7316,9 @@
                                 <w:sz w:val="21"/>
                               </w:rPr>
                               <w:tab/>
-                            </w:r>
-                            <w:r>
-                              <w:rPr>
-                                <w:rFonts w:ascii="Arial" w:hAnsi="Arial" w:cs="Arial"/>
-                                <w:bCs/>
-                                <w:color w:val="7B3811"/>
-                                <w:w w:val="95"/>
-                                <w:sz w:val="21"/>
-                              </w:rPr>
                               <w:tab/>
-                            </w:r>
-                            <w:r>
-                              <w:rPr>
-                                <w:rFonts w:ascii="Arial" w:hAnsi="Arial" w:cs="Arial"/>
-                                <w:bCs/>
-                                <w:color w:val="7B3811"/>
-                                <w:w w:val="95"/>
-                                <w:sz w:val="21"/>
-                              </w:rPr>
                               <w:tab/>
-                            </w:r>
-                            <w:r>
-                              <w:rPr>
-                                <w:rFonts w:ascii="Arial" w:hAnsi="Arial" w:cs="Arial"/>
-                                <w:bCs/>
-                                <w:color w:val="7B3811"/>
-                                <w:w w:val="95"/>
-                                <w:sz w:val="21"/>
-                              </w:rPr>
                               <w:tab/>
-                            </w:r>
-                            <w:r>
-                              <w:rPr>
-                                <w:rFonts w:ascii="Arial" w:hAnsi="Arial" w:cs="Arial"/>
-                                <w:bCs/>
-                                <w:color w:val="7B3811"/>
-                                <w:w w:val="95"/>
-                                <w:sz w:val="21"/>
-                              </w:rPr>
                               <w:tab/>
                               <w:t xml:space="preserve">                    </w:t>
                             </w:r>
@@ -7764,92 +7418,11 @@
                             <w:r>
                               <w:rPr>
                                 <w:rFonts w:ascii="Arial" w:hAnsi="Arial" w:cs="Arial"/>
-                                <w:bCs/>
                                 <w:color w:val="7B3811"/>
                                 <w:w w:val="95"/>
                                 <w:sz w:val="21"/>
                               </w:rPr>
-                              <w:t xml:space="preserve">As an individual contributor, built an automation framework using </w:t>
-                            </w:r>
-                            <w:r>
-                              <w:rPr>
-                                <w:rFonts w:ascii="Arial" w:hAnsi="Arial" w:cs="Arial"/>
-                                <w:b/>
-                                <w:color w:val="7B3811"/>
-                                <w:w w:val="95"/>
-                                <w:sz w:val="21"/>
-                              </w:rPr>
-                              <w:t>Selenium</w:t>
-                            </w:r>
-                            <w:r>
-                              <w:rPr>
-                                <w:rFonts w:ascii="Arial" w:hAnsi="Arial" w:cs="Arial"/>
-                                <w:bCs/>
-                                <w:color w:val="7B3811"/>
-                                <w:w w:val="95"/>
-                                <w:sz w:val="21"/>
-                              </w:rPr>
-                              <w:t xml:space="preserve"> (Java) and </w:t>
-                            </w:r>
-                            <w:r>
-                              <w:rPr>
-                                <w:rFonts w:ascii="Arial" w:hAnsi="Arial" w:cs="Arial"/>
-                                <w:b/>
-                                <w:color w:val="7B3811"/>
-                                <w:w w:val="95"/>
-                                <w:sz w:val="21"/>
-                              </w:rPr>
-                              <w:t>Appium</w:t>
-                            </w:r>
-                            <w:r>
-                              <w:rPr>
-                                <w:rFonts w:ascii="Arial" w:hAnsi="Arial" w:cs="Arial"/>
-                                <w:bCs/>
-                                <w:color w:val="7B3811"/>
-                                <w:w w:val="95"/>
-                                <w:sz w:val="21"/>
-                              </w:rPr>
-                              <w:t xml:space="preserve"> to validate</w:t>
-                            </w:r>
-                            <w:r>
-                              <w:rPr>
-                                <w:rFonts w:ascii="Arial" w:hAnsi="Arial" w:cs="Arial"/>
-                                <w:bCs/>
-                                <w:color w:val="7B3811"/>
-                                <w:w w:val="95"/>
-                                <w:sz w:val="21"/>
-                              </w:rPr>
-                              <w:t xml:space="preserve"> </w:t>
-                            </w:r>
-                            <w:r>
-                              <w:rPr>
-                                <w:rFonts w:ascii="Arial" w:hAnsi="Arial" w:cs="Arial"/>
-                                <w:bCs/>
-                                <w:color w:val="7B3811"/>
-                                <w:w w:val="95"/>
-                                <w:sz w:val="21"/>
-                              </w:rPr>
-                              <w:t>VOD</w:t>
-                            </w:r>
-                            <w:r>
-                              <w:rPr>
-                                <w:rFonts w:ascii="Arial" w:hAnsi="Arial" w:cs="Arial"/>
-                                <w:bCs/>
-                                <w:color w:val="7B3811"/>
-                                <w:w w:val="95"/>
-                                <w:sz w:val="21"/>
-                              </w:rPr>
-                              <w:t xml:space="preserve"> </w:t>
-                            </w:r>
-                            <w:r>
-                              <w:rPr>
-                                <w:rFonts w:ascii="Arial" w:hAnsi="Arial" w:cs="Arial"/>
-                                <w:bCs/>
-                                <w:color w:val="7B3811"/>
-                                <w:w w:val="95"/>
-                                <w:sz w:val="21"/>
-                              </w:rPr>
-                              <w:t>and channel-guide functionality across mobile, TV, and web platforms.</w:t>
+                              <w:t xml:space="preserve">As an individual contributor, built a Selenium (Java)/Appium framework to validate VOD and channel-guide functionality across platforms.</w:t>
                             </w:r>
                           </w:p>
                           <w:p>
@@ -7879,7 +7452,7 @@
                                 <w:w w:val="95"/>
                                 <w:sz w:val="21"/>
                               </w:rPr>
-                              <w:t>Automated functional, regression, and smoke scenarios for playback controls, channel switching, and content search across multiple device types and OS versions.</w:t>
+                              <w:t>Automated functional, regression, and smoke scenarios for playback, channel switching, and content search across device types.</w:t>
                             </w:r>
                           </w:p>
                           <w:p>
@@ -7909,7 +7482,7 @@
                                 <w:w w:val="95"/>
                                 <w:sz w:val="21"/>
                               </w:rPr>
-                              <w:t>Tested across a range of physical and emulated devices to surface device-fragmentation issues, isolating device-specific playback defects from automation issues.</w:t>
+                              <w:t>Tested across physical and emulated devices to isolate device-specific playback defects from automation issues.</w:t>
                             </w:r>
                           </w:p>
                           <w:p>
@@ -7939,7 +7512,7 @@
                                 <w:w w:val="95"/>
                                 <w:sz w:val="21"/>
                               </w:rPr>
-                              <w:t>Also managed and mentored the QA team on multi-platform test coverage and best practices.</w:t>
+                              <w:t>Managed and mentored the QA team on multi-platform test coverage and best practices.</w:t>
                             </w:r>
                           </w:p>
                           <w:p>
@@ -7969,7 +7542,7 @@
                                 <w:w w:val="95"/>
                                 <w:sz w:val="21"/>
                               </w:rPr>
-                              <w:t>Used GitHub for version control and Jenkins for CI, scheduling and executing automation scripts for consistent, repeatable test runs.</w:t>
+                              <w:t>Used GitHub for version control and Jenkins for CI, running automation scripts for repeatable test runs.</w:t>
                             </w:r>
                           </w:p>
                           <w:p>
@@ -7999,37 +7572,7 @@
                                 <w:w w:val="95"/>
                                 <w:sz w:val="21"/>
                               </w:rPr>
-                              <w:t>Surfaced device-fragmentation and platform-specific risks across releases and kept stakeholders informed to avoid schedule slippage.</w:t>
-                            </w:r>
-                          </w:p>
-                          <w:p>
-                            <w:pPr>
-                              <w:pStyle w:val="ListParagraph"/>
-                              <w:numPr>
-                                <w:ilvl w:val="0"/>
-                                <w:numId w:val="4"/>
-                              </w:numPr>
-                              <w:spacing w:after="120" w:line="276" w:lineRule="auto"/>
-                              <w:ind w:right="144"/>
-                              <w:contextualSpacing w:val="0"/>
-                              <w:jc w:val="both"/>
-                              <w:rPr>
-                                <w:rFonts w:ascii="Arial" w:hAnsi="Arial" w:cs="Arial"/>
-                                <w:bCs/>
-                                <w:color w:val="7B3811"/>
-                                <w:w w:val="95"/>
-                                <w:sz w:val="21"/>
-                              </w:rPr>
-                            </w:pPr>
-                            <w:r>
-                              <w:rPr>
-                                <w:rFonts w:ascii="Arial" w:hAnsi="Arial" w:cs="Arial"/>
-                                <w:bCs/>
-                                <w:color w:val="7B3811"/>
-                                <w:w w:val="95"/>
-                                <w:sz w:val="21"/>
-                              </w:rPr>
-                              <w:t>Performed regression testing on every release to ensure new changes did not impact existing app functionality.</w:t>
+                              <w:t>Performed regression testing every release to ensure changes did not impact existing app functionality.</w:t>
                             </w:r>
                           </w:p>
                           <w:p>
@@ -8079,7 +7622,7 @@
           </mc:Choice>
           <mc:Fallback>
             <w:pict>
-              <v:shape w14:anchorId="2FBD8E55" id="Text Box 36" o:spid="_x0000_s1036" type="#_x0000_t202" style="position:absolute;margin-left:233pt;margin-top:.6pt;width:363pt;height:438.5pt;z-index:251673600;visibility:visible;mso-wrap-style:square;mso-width-percent:0;mso-height-percent:0;mso-wrap-distance-left:9pt;mso-wrap-distance-top:0;mso-wrap-distance-right:9pt;mso-wrap-distance-bottom:0;mso-position-horizontal:absolute;mso-position-horizontal-relative:text;mso-position-vertical:absolute;mso-position-vertical-relative:text;mso-width-percent:0;mso-height-percent:0;mso-width-relative:margin;mso-height-relative:margin;v-text-anchor:top" o:gfxdata="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" fillcolor="white [3201]" stroked="f" strokeweight=".5pt">
+              <v:shape w14:anchorId="2FBD8E55" id="Text Box 36" o:spid="_x0000_s1036" type="#_x0000_t202" style="position:absolute;margin-left:233pt;margin-top:.6pt;width:363pt;height:438.5pt;z-index:251673600;visibility:visible;mso-wrap-style:square;mso-width-percent:0;mso-height-percent:0;mso-wrap-distance-left:9pt;mso-wrap-distance-top:0;mso-wrap-distance-right:9pt;mso-wrap-distance-bottom:0;mso-position-horizontal:absolute;mso-position-horizontal-relative:text;mso-position-vertical:absolute;mso-position-vertical-relative:text;mso-width-percent:0;mso-height-percent:0;mso-width-relative:margin;mso-height-relative:margin;v-text-anchor:top" o:gfxdata="UEsDBBQABgAIAAAAIQC2gziS/gAAAOEBAAATAAAAW0NvbnRlbnRfVHlwZXNdLnhtbJSRQU7DMBBF 90jcwfIWJU67QAgl6YK0S0CoHGBkTxKLZGx5TGhvj5O2G0SRWNoz/78nu9wcxkFMGNg6quQqL6RA 0s5Y6ir5vt9lD1JwBDIwOMJKHpHlpr69KfdHjyxSmriSfYz+USnWPY7AufNIadK6MEJMx9ApD/oD OlTrorhX2lFEilmcO2RdNtjC5xDF9pCuTyYBB5bi6bQ4syoJ3g9WQ0ymaiLzg5KdCXlKLjvcW893 SUOqXwnz5DrgnHtJTxOsQfEKIT7DmDSUCaxw7Rqn8787ZsmRM9e2VmPeBN4uqYvTtW7jvijg9N/y JsXecLq0q+WD6m8AAAD//wMAUEsDBBQABgAIAAAAIQA4/SH/1gAAAJQBAAALAAAAX3JlbHMvLnJl bHOkkMFqwzAMhu+DvYPRfXGawxijTi+j0GvpHsDYimMaW0Yy2fr2M4PBMnrbUb/Q94l/f/hMi1qR JVI2sOt6UJgd+ZiDgffL8ekFlFSbvV0oo4EbChzGx4f9GRdb25HMsYhqlCwG5lrLq9biZkxWOiqY 22YiTra2kYMu1l1tQD30/bPm3wwYN0x18gb45AdQl1tp5j/sFB2T0FQ7R0nTNEV3j6o9feQzro1i OWA14Fm+Q8a1a8+Bvu/d/dMb2JY5uiPbhG/ktn4cqGU/er3pcvwCAAD//wMAUEsDBBQABgAIAAAA IQD3PAu3LwIAAF0EAAAOAAAAZHJzL2Uyb0RvYy54bWysVEtv2zAMvg/YfxB0X5ykSdYacYosRYYB QVsgLXpWZCkWIIuapMTOfv0oOa92Ow27yKRI8fF9pKf3ba3JXjivwBR00OtTIgyHUpltQV9fll9u KfGBmZJpMKKgB+Hp/ezzp2ljczGECnQpHMEgxueNLWgVgs2zzPNK1Mz3wAqDRgmuZgFVt81KxxqM Xuts2O9PsgZcaR1w4T3ePnRGOkvxpRQ8PEnpRSC6oFhbSKdL5yae2WzK8q1jtlL8WAb7hypqpgwm PYd6YIGRnVN/hKoVd+BBhh6HOgMpFRepB+xm0P/QzbpiVqReEBxvzzD5/xeWP+7X9tmR0H6DFgmM gDTW5x4vYz+tdHX8YqUE7Qjh4QybaAPheDmaDLB2NHG0jceT27txAja7PLfOh+8CahKFgjrkJcHF 9isfMCW6nlxiNg9alUuldVLiLIiFdmTPkEUdUpH44p2XNqQp6OQGU8dHBuLzLrI2mODSVJRCu2mJ KrHhVGm82kB5QCAcdDPiLV8qLHbFfHhmDocCG8RBD094SA2YDI4SJRW4X3+7j/7IFVopaXDICup/ 7pgTlOgfBlm8G4xGcSqTMhp/HaLiri2ba4vZ1QtABAa4UpYnMfoHfRKlg/oN92Ees6KJGY65CxpO 4iJ0o4/7xMV8npxwDi0LK7O2PIaO4EUqXto35uyRr4BUP8JpHFn+gbbOt4N9vgsgVeL0guoRf5zh RPVx3+KSXOvJ6/JXmP0GAAD//wMAUEsDBBQABgAIAAAAIQC87AiO4QAAAAoBAAAPAAAAZHJzL2Rv d25yZXYueG1sTI9NT4NAEIbvJv6HzZh4MXYpVYrI0hijNvFm8SPetuwIRHaWsFvAf+/0pMeZZ/LO 8+ab2XZixMG3jhQsFxEIpMqZlmoFr+XjZQrCB01Gd45QwQ962BSnJ7nOjJvoBcddqAWHkM+0giaE PpPSVw1a7ReuR2L25QarA49DLc2gJw63nYyjKJFWt8QfGt3jfYPV9+5gFXxe1B/Pfn56m1bXq/5h O5brd1MqdX42392CCDiHv2M46rM6FOy0dwcyXnQKrpKEuwQGMYgjX97EvNgrSNdpDLLI5f8KxS8A AAD//wMAUEsBAi0AFAAGAAgAAAAhALaDOJL+AAAA4QEAABMAAAAAAAAAAAAAAAAAAAAAAFtDb250 ZW50X1R5cGVzXS54bWxQSwECLQAUAAYACAAAACEAOP0h/9YAAACUAQAACwAAAAAAAAAAAAAAAAAv AQAAX3JlbHMvLnJlbHNQSwECLQAUAAYACAAAACEA9zwLty8CAABdBAAADgAAAAAAAAAAAAAAAAAu AgAAZHJzL2Uyb0RvYy54bWxQSwECLQAUAAYACAAAACEAvOwIjuEAAAAKAQAADwAAAAAAAAAAAAAA AACJBAAAZHJzL2Rvd25yZXYueG1sUEsFBgAAAAAEAAQA8wAAAJcFAAAAAA== " fillcolor="white [3201]" stroked="f" strokeweight=".5pt">
                 <v:textbox>
                   <w:txbxContent>
                     <w:p>
@@ -8114,45 +7657,9 @@
                           <w:sz w:val="21"/>
                         </w:rPr>
                         <w:tab/>
-                      </w:r>
-                      <w:r>
-                        <w:rPr>
-                          <w:rFonts w:ascii="Arial" w:hAnsi="Arial" w:cs="Arial"/>
-                          <w:bCs/>
-                          <w:color w:val="7B3811"/>
-                          <w:w w:val="95"/>
-                          <w:sz w:val="21"/>
-                        </w:rPr>
                         <w:tab/>
-                      </w:r>
-                      <w:r>
-                        <w:rPr>
-                          <w:rFonts w:ascii="Arial" w:hAnsi="Arial" w:cs="Arial"/>
-                          <w:bCs/>
-                          <w:color w:val="7B3811"/>
-                          <w:w w:val="95"/>
-                          <w:sz w:val="21"/>
-                        </w:rPr>
                         <w:tab/>
-                      </w:r>
-                      <w:r>
-                        <w:rPr>
-                          <w:rFonts w:ascii="Arial" w:hAnsi="Arial" w:cs="Arial"/>
-                          <w:bCs/>
-                          <w:color w:val="7B3811"/>
-                          <w:w w:val="95"/>
-                          <w:sz w:val="21"/>
-                        </w:rPr>
                         <w:tab/>
-                      </w:r>
-                      <w:r>
-                        <w:rPr>
-                          <w:rFonts w:ascii="Arial" w:hAnsi="Arial" w:cs="Arial"/>
-                          <w:bCs/>
-                          <w:color w:val="7B3811"/>
-                          <w:w w:val="95"/>
-                          <w:sz w:val="21"/>
-                        </w:rPr>
                         <w:tab/>
                         <w:t xml:space="preserve">                    </w:t>
                       </w:r>
@@ -8252,92 +7759,11 @@
                       <w:r>
                         <w:rPr>
                           <w:rFonts w:ascii="Arial" w:hAnsi="Arial" w:cs="Arial"/>
-                          <w:bCs/>
                           <w:color w:val="7B3811"/>
                           <w:w w:val="95"/>
                           <w:sz w:val="21"/>
                         </w:rPr>
-                        <w:t xml:space="preserve">As an individual contributor, built an automation framework using </w:t>
-                      </w:r>
-                      <w:r>
-                        <w:rPr>
-                          <w:rFonts w:ascii="Arial" w:hAnsi="Arial" w:cs="Arial"/>
-                          <w:b/>
-                          <w:color w:val="7B3811"/>
-                          <w:w w:val="95"/>
-                          <w:sz w:val="21"/>
-                        </w:rPr>
-                        <w:t>Selenium</w:t>
-                      </w:r>
-                      <w:r>
-                        <w:rPr>
-                          <w:rFonts w:ascii="Arial" w:hAnsi="Arial" w:cs="Arial"/>
-                          <w:bCs/>
-                          <w:color w:val="7B3811"/>
-                          <w:w w:val="95"/>
-                          <w:sz w:val="21"/>
-                        </w:rPr>
-                        <w:t xml:space="preserve"> (Java) and </w:t>
-                      </w:r>
-                      <w:r>
-                        <w:rPr>
-                          <w:rFonts w:ascii="Arial" w:hAnsi="Arial" w:cs="Arial"/>
-                          <w:b/>
-                          <w:color w:val="7B3811"/>
-                          <w:w w:val="95"/>
-                          <w:sz w:val="21"/>
-                        </w:rPr>
-                        <w:t>Appium</w:t>
-                      </w:r>
-                      <w:r>
-                        <w:rPr>
-                          <w:rFonts w:ascii="Arial" w:hAnsi="Arial" w:cs="Arial"/>
-                          <w:bCs/>
-                          <w:color w:val="7B3811"/>
-                          <w:w w:val="95"/>
-                          <w:sz w:val="21"/>
-                        </w:rPr>
-                        <w:t xml:space="preserve"> to validate</w:t>
-                      </w:r>
-                      <w:r>
-                        <w:rPr>
-                          <w:rFonts w:ascii="Arial" w:hAnsi="Arial" w:cs="Arial"/>
-                          <w:bCs/>
-                          <w:color w:val="7B3811"/>
-                          <w:w w:val="95"/>
-                          <w:sz w:val="21"/>
-                        </w:rPr>
-                        <w:t xml:space="preserve"> </w:t>
-                      </w:r>
-                      <w:r>
-                        <w:rPr>
-                          <w:rFonts w:ascii="Arial" w:hAnsi="Arial" w:cs="Arial"/>
-                          <w:bCs/>
-                          <w:color w:val="7B3811"/>
-                          <w:w w:val="95"/>
-                          <w:sz w:val="21"/>
-                        </w:rPr>
-                        <w:t>VOD</w:t>
-                      </w:r>
-                      <w:r>
-                        <w:rPr>
-                          <w:rFonts w:ascii="Arial" w:hAnsi="Arial" w:cs="Arial"/>
-                          <w:bCs/>
-                          <w:color w:val="7B3811"/>
-                          <w:w w:val="95"/>
-                          <w:sz w:val="21"/>
-                        </w:rPr>
-                        <w:t xml:space="preserve"> </w:t>
-                      </w:r>
-                      <w:r>
-                        <w:rPr>
-                          <w:rFonts w:ascii="Arial" w:hAnsi="Arial" w:cs="Arial"/>
-                          <w:bCs/>
-                          <w:color w:val="7B3811"/>
-                          <w:w w:val="95"/>
-                          <w:sz w:val="21"/>
-                        </w:rPr>
-                        <w:t>and channel-guide functionality across mobile, TV, and web platforms.</w:t>
+                        <w:t xml:space="preserve">As an individual contributor, built a Selenium (Java)/Appium framework to validate VOD and channel-guide functionality across platforms.</w:t>
                       </w:r>
                     </w:p>
                     <w:p>
@@ -8367,7 +7793,7 @@
                           <w:w w:val="95"/>
                           <w:sz w:val="21"/>
                         </w:rPr>
-                        <w:t>Automated functional, regression, and smoke scenarios for playback controls, channel switching, and content search across multiple device types and OS versions.</w:t>
+                        <w:t>Automated functional, regression, and smoke scenarios for playback, channel switching, and content search across device types.</w:t>
                       </w:r>
                     </w:p>
                     <w:p>
@@ -8397,7 +7823,7 @@
                           <w:w w:val="95"/>
                           <w:sz w:val="21"/>
                         </w:rPr>
-                        <w:t>Tested across a range of physical and emulated devices to surface device-fragmentation issues, isolating device-specific playback defects from automation issues.</w:t>
+                        <w:t>Tested across physical and emulated devices to isolate device-specific playback defects from automation issues.</w:t>
                       </w:r>
                     </w:p>
                     <w:p>
@@ -8427,7 +7853,7 @@
                           <w:w w:val="95"/>
                           <w:sz w:val="21"/>
                         </w:rPr>
-                        <w:t>Also managed and mentored the QA team on multi-platform test coverage and best practices.</w:t>
+                        <w:t>Managed and mentored the QA team on multi-platform test coverage and best practices.</w:t>
                       </w:r>
                     </w:p>
                     <w:p>
@@ -8457,7 +7883,7 @@
                           <w:w w:val="95"/>
                           <w:sz w:val="21"/>
                         </w:rPr>
-                        <w:t>Used GitHub for version control and Jenkins for CI, scheduling and executing automation scripts for consistent, repeatable test runs.</w:t>
+                        <w:t>Used GitHub for version control and Jenkins for CI, running automation scripts for repeatable test runs.</w:t>
                       </w:r>
                     </w:p>
                     <w:p>
@@ -8487,37 +7913,7 @@
                           <w:w w:val="95"/>
                           <w:sz w:val="21"/>
                         </w:rPr>
-                        <w:t>Surfaced device-fragmentation and platform-specific risks across releases and kept stakeholders informed to avoid schedule slippage.</w:t>
-                      </w:r>
-                    </w:p>
-                    <w:p>
-                      <w:pPr>
-                        <w:pStyle w:val="ListParagraph"/>
-                        <w:numPr>
-                          <w:ilvl w:val="0"/>
-                          <w:numId w:val="4"/>
-                        </w:numPr>
-                        <w:spacing w:after="120" w:line="276" w:lineRule="auto"/>
-                        <w:ind w:right="144"/>
-                        <w:contextualSpacing w:val="0"/>
-                        <w:jc w:val="both"/>
-                        <w:rPr>
-                          <w:rFonts w:ascii="Arial" w:hAnsi="Arial" w:cs="Arial"/>
-                          <w:bCs/>
-                          <w:color w:val="7B3811"/>
-                          <w:w w:val="95"/>
-                          <w:sz w:val="21"/>
-                        </w:rPr>
-                      </w:pPr>
-                      <w:r>
-                        <w:rPr>
-                          <w:rFonts w:ascii="Arial" w:hAnsi="Arial" w:cs="Arial"/>
-                          <w:bCs/>
-                          <w:color w:val="7B3811"/>
-                          <w:w w:val="95"/>
-                          <w:sz w:val="21"/>
-                        </w:rPr>
-                        <w:t>Performed regression testing on every release to ensure new changes did not impact existing app functionality.</w:t>
+                        <w:t>Performed regression testing every release to ensure changes did not impact existing app functionality.</w:t>
                       </w:r>
                     </w:p>
                     <w:p>
